--- a/docs/admin.docx
+++ b/docs/admin.docx
@@ -753,13 +753,13 @@
       </w:r>
     </w:p>
     <w:bookmarkEnd w:id="31"/>
-    <w:bookmarkStart w:id="32" w:name="backups"/>
+    <w:bookmarkStart w:id="32" w:name="backups-rebuilt-in-build-20"/>
     <w:p>
       <w:pPr>
         <w:pStyle w:val="Heading3"/>
       </w:pPr>
       <w:r>
-        <w:t xml:space="preserve">Backups</w:t>
+        <w:t xml:space="preserve">Backups (rebuilt in Build 20)</w:t>
       </w:r>
     </w:p>
     <w:p>
@@ -770,7 +770,69 @@
         </w:numPr>
       </w:pPr>
       <w:r>
-        <w:t xml:space="preserve">Informational page only (no separate in-app backup engine): explains platform-managed database snapshots, durable US cloud storage with time-limited signed links, and how to restore a snapshot. It also notes that encryption at rest is planned for a later phase and not yet enabled.</w:t>
+        <w:t xml:space="preserve">Live operational status, not static text. The generic informational cards were removed. The screen now shows two status cards driven by real job data:</w:t>
+      </w:r>
+      <w:r>
+        <w:t xml:space="preserve"> </w:t>
+      </w:r>
+      <w:r>
+        <w:t xml:space="preserve">“</w:t>
+      </w:r>
+      <w:r>
+        <w:t xml:space="preserve">Code backup to GitHub</w:t>
+      </w:r>
+      <w:r>
+        <w:t xml:space="preserve">”</w:t>
+      </w:r>
+      <w:r>
+        <w:t xml:space="preserve"> </w:t>
+      </w:r>
+      <w:r>
+        <w:t xml:space="preserve">(weekly) and</w:t>
+      </w:r>
+      <w:r>
+        <w:t xml:space="preserve"> </w:t>
+      </w:r>
+      <w:r>
+        <w:t xml:space="preserve">“</w:t>
+      </w:r>
+      <w:r>
+        <w:t xml:space="preserve">Storage verification</w:t>
+      </w:r>
+      <w:r>
+        <w:t xml:space="preserve">”</w:t>
+      </w:r>
+      <w:r>
+        <w:t xml:space="preserve"> </w:t>
+      </w:r>
+      <w:r>
+        <w:t xml:space="preserve">(daily). Each card shows the latest run as a success or failed pill with its timestamp, a short summary line, detail chips (commit, branch and file count for the code push; document count, total size and user count for storage), a short recent-runs history list, the schedule, and a Refresh button. A clean empty state shows before a job has run.</w:t>
+      </w:r>
+    </w:p>
+    <w:p>
+      <w:pPr>
+        <w:numPr>
+          <w:ilvl w:val="0"/>
+          <w:numId w:val="1010"/>
+        </w:numPr>
+      </w:pPr>
+      <w:r>
+        <w:t xml:space="preserve">Data source: two scheduled jobs record their outcome to a</w:t>
+      </w:r>
+      <w:r>
+        <w:t xml:space="preserve"> </w:t>
+      </w:r>
+      <w:r>
+        <w:rPr>
+          <w:rStyle w:val="VerbatimChar"/>
+        </w:rPr>
+        <w:t xml:space="preserve">BackupLog</w:t>
+      </w:r>
+      <w:r>
+        <w:t xml:space="preserve"> </w:t>
+      </w:r>
+      <w:r>
+        <w:t xml:space="preserve">table. The weekly job pushes the application source to the customer GitHub repository (RichardDowman/lockondocs, main branch). The daily job is a read-only storage verification that confirms every stored document is accounted for in durable cloud storage (document count, total bytes, distinct users); it is a verification and inventory snapshot, not a physical copy into a second bucket.</w:t>
       </w:r>
     </w:p>
     <w:p>
@@ -796,7 +858,31 @@
         <w:t xml:space="preserve"> </w:t>
       </w:r>
       <w:r>
-        <w:t xml:space="preserve">(stats, users, users/[id], audit) and all verify the role server-side.</w:t>
+        <w:t xml:space="preserve">(stats, users, users/[id], audit, backups) and all verify the admin role server-side. A separate write-only</w:t>
+      </w:r>
+      <w:r>
+        <w:t xml:space="preserve"> </w:t>
+      </w:r>
+      <w:r>
+        <w:rPr>
+          <w:rStyle w:val="VerbatimChar"/>
+        </w:rPr>
+        <w:t xml:space="preserve">/api/backups/ingest</w:t>
+      </w:r>
+      <w:r>
+        <w:t xml:space="preserve"> </w:t>
+      </w:r>
+      <w:r>
+        <w:t xml:space="preserve">route lets the scheduled jobs record a result; it is authenticated with a shared Bearer secret (</w:t>
+      </w:r>
+      <w:r>
+        <w:rPr>
+          <w:rStyle w:val="VerbatimChar"/>
+        </w:rPr>
+        <w:t xml:space="preserve">BACKUP_INGEST_SECRET</w:t>
+      </w:r>
+      <w:r>
+        <w:t xml:space="preserve">), needs no admin session, and cannot read app data.</w:t>
       </w:r>
     </w:p>
     <w:bookmarkEnd w:id="32"/>

--- a/docs/admin.docx
+++ b/docs/admin.docx
@@ -2,7 +2,7 @@
 <file path=word/document.xml><?xml version="1.0" encoding="utf-8"?>
 <w:document xmlns:w="http://schemas.openxmlformats.org/wordprocessingml/2006/main" xmlns:m="http://schemas.openxmlformats.org/officeDocument/2006/math" xmlns:r="http://schemas.openxmlformats.org/officeDocument/2006/relationships" xmlns:o="urn:schemas-microsoft-com:office:office" xmlns:v="urn:schemas-microsoft-com:vml" xmlns:w10="urn:schemas-microsoft-com:office:word" xmlns:a="http://schemas.openxmlformats.org/drawingml/2006/main" xmlns:pic="http://schemas.openxmlformats.org/drawingml/2006/picture" xmlns:wp="http://schemas.openxmlformats.org/drawingml/2006/wordprocessingDrawing">
   <w:body>
-    <w:bookmarkStart w:id="41" w:name="admin-and-settings"/>
+    <w:bookmarkStart w:id="43" w:name="admin-and-settings"/>
     <w:p>
       <w:pPr>
         <w:pStyle w:val="Heading1"/>
@@ -106,7 +106,7 @@
               <w:jc w:val="left"/>
             </w:pPr>
             <w:r>
-              <w:t xml:space="preserve">Phase 2 complete</w:t>
+              <w:t xml:space="preserve">Phase 2 complete; extended through Builds 12, 20, 29 and 31</w:t>
             </w:r>
           </w:p>
         </w:tc>
@@ -132,7 +132,7 @@
               <w:jc w:val="left"/>
             </w:pPr>
             <w:r>
-              <w:t xml:space="preserve">Phase 2</w:t>
+              <w:t xml:space="preserve">Phase 2, plus client architecture phases</w:t>
             </w:r>
           </w:p>
         </w:tc>
@@ -183,7 +183,7 @@
       </w:r>
     </w:p>
     <w:bookmarkEnd w:id="21"/>
-    <w:bookmarkStart w:id="26" w:name="settings-per-user"/>
+    <w:bookmarkStart w:id="27" w:name="settings-per-user"/>
     <w:p>
       <w:pPr>
         <w:pStyle w:val="Heading2"/>
@@ -388,8 +388,78 @@
       </w:r>
     </w:p>
     <w:bookmarkEnd w:id="25"/>
+    <w:bookmarkStart w:id="26" w:name="auto-lock-build-31"/>
+    <w:p>
+      <w:pPr>
+        <w:pStyle w:val="Heading3"/>
+      </w:pPr>
+      <w:r>
+        <w:t xml:space="preserve">Auto-lock (Build 31)</w:t>
+      </w:r>
+    </w:p>
+    <w:p>
+      <w:pPr>
+        <w:numPr>
+          <w:ilvl w:val="0"/>
+          <w:numId w:val="1005"/>
+        </w:numPr>
+        <w:pStyle w:val="Compact"/>
+      </w:pPr>
+      <w:r>
+        <w:t xml:space="preserve">Settings has an Auto-lock chooser: the vault locks itself after a period of inactivity and re-locks whenever the app is sent to the background and reopened. This matters because the app runs inside the GoodBarber mobile shell where a phone can be put down mid-session.</w:t>
+      </w:r>
+    </w:p>
+    <w:p>
+      <w:pPr>
+        <w:numPr>
+          <w:ilvl w:val="0"/>
+          <w:numId w:val="1005"/>
+        </w:numPr>
+        <w:pStyle w:val="Compact"/>
+      </w:pPr>
+      <w:r>
+        <w:t xml:space="preserve">The timeout is a per-user setting with choices of 1, 3, 5 or 10 minutes, or Never, defaulting to 5 minutes. Background-and-reopen locking applies whenever a timeout is set (it is skipped only for Never).</w:t>
+      </w:r>
+    </w:p>
+    <w:p>
+      <w:pPr>
+        <w:numPr>
+          <w:ilvl w:val="0"/>
+          <w:numId w:val="1005"/>
+        </w:numPr>
+        <w:pStyle w:val="Compact"/>
+      </w:pPr>
+      <w:r>
+        <w:t xml:space="preserve">The lock is a full-screen password overlay, not a sign-out, so the session and its first-party cookies survive and unlocking is a single password step. The locked state is remembered on the device so a reload keeps the vault locked until the password is entered.</w:t>
+      </w:r>
+    </w:p>
+    <w:p>
+      <w:pPr>
+        <w:numPr>
+          <w:ilvl w:val="0"/>
+          <w:numId w:val="1005"/>
+        </w:numPr>
+        <w:pStyle w:val="Compact"/>
+      </w:pPr>
+      <w:r>
+        <w:t xml:space="preserve">Unlocking uses the same re-authentication step as the masked-field reveal (see files.md): a dedicated endpoint re-checks the signed-in user’s password. It deliberately does not affect the login lockout counters, since it confirms an already-signed-in user, and it records an audit entry for each success or failure.</w:t>
+      </w:r>
+    </w:p>
+    <w:p>
+      <w:pPr>
+        <w:numPr>
+          <w:ilvl w:val="0"/>
+          <w:numId w:val="1005"/>
+        </w:numPr>
+        <w:pStyle w:val="Compact"/>
+      </w:pPr>
+      <w:r>
+        <w:t xml:space="preserve">Not built in this bundle and still open (separate go-ahead needed): document sharing, multi-person profiles, and application-level encryption at rest (a deferred accepted risk).</w:t>
+      </w:r>
+    </w:p>
     <w:bookmarkEnd w:id="26"/>
-    <w:bookmarkStart w:id="33" w:name="Xcbd326d77a018d372958a9099455ed66f0786b7"/>
+    <w:bookmarkEnd w:id="27"/>
+    <w:bookmarkStart w:id="35" w:name="Xcbd326d77a018d372958a9099455ed66f0786b7"/>
     <w:p>
       <w:pPr>
         <w:pStyle w:val="Heading2"/>
@@ -454,7 +524,7 @@
         <w:t xml:space="preserve">control returns the admin to the normal app view.</w:t>
       </w:r>
     </w:p>
-    <w:bookmarkStart w:id="27" w:name="roles"/>
+    <w:bookmarkStart w:id="28" w:name="roles"/>
     <w:p>
       <w:pPr>
         <w:pStyle w:val="Heading3"/>
@@ -467,7 +537,7 @@
       <w:pPr>
         <w:numPr>
           <w:ilvl w:val="0"/>
-          <w:numId w:val="1005"/>
+          <w:numId w:val="1006"/>
         </w:numPr>
         <w:pStyle w:val="Compact"/>
       </w:pPr>
@@ -497,7 +567,7 @@
       <w:pPr>
         <w:numPr>
           <w:ilvl w:val="0"/>
-          <w:numId w:val="1005"/>
+          <w:numId w:val="1006"/>
         </w:numPr>
         <w:pStyle w:val="Compact"/>
       </w:pPr>
@@ -518,7 +588,7 @@
       <w:pPr>
         <w:numPr>
           <w:ilvl w:val="0"/>
-          <w:numId w:val="1005"/>
+          <w:numId w:val="1006"/>
         </w:numPr>
         <w:pStyle w:val="Compact"/>
       </w:pPr>
@@ -530,7 +600,7 @@
       <w:pPr>
         <w:numPr>
           <w:ilvl w:val="0"/>
-          <w:numId w:val="1005"/>
+          <w:numId w:val="1006"/>
         </w:numPr>
         <w:pStyle w:val="Compact"/>
       </w:pPr>
@@ -538,8 +608,8 @@
         <w:t xml:space="preserve">Deleted or suspended accounts lose admin access immediately.</w:t>
       </w:r>
     </w:p>
-    <w:bookmarkEnd w:id="27"/>
-    <w:bookmarkStart w:id="28" w:name="dashboard"/>
+    <w:bookmarkEnd w:id="28"/>
+    <w:bookmarkStart w:id="29" w:name="dashboard"/>
     <w:p>
       <w:pPr>
         <w:pStyle w:val="Heading3"/>
@@ -552,7 +622,7 @@
       <w:pPr>
         <w:numPr>
           <w:ilvl w:val="0"/>
-          <w:numId w:val="1006"/>
+          <w:numId w:val="1007"/>
         </w:numPr>
         <w:pStyle w:val="Compact"/>
       </w:pPr>
@@ -582,7 +652,7 @@
       <w:pPr>
         <w:numPr>
           <w:ilvl w:val="0"/>
-          <w:numId w:val="1006"/>
+          <w:numId w:val="1007"/>
         </w:numPr>
         <w:pStyle w:val="Compact"/>
       </w:pPr>
@@ -594,7 +664,7 @@
       <w:pPr>
         <w:numPr>
           <w:ilvl w:val="0"/>
-          <w:numId w:val="1006"/>
+          <w:numId w:val="1007"/>
         </w:numPr>
         <w:pStyle w:val="Compact"/>
       </w:pPr>
@@ -606,7 +676,7 @@
       <w:pPr>
         <w:numPr>
           <w:ilvl w:val="0"/>
-          <w:numId w:val="1006"/>
+          <w:numId w:val="1007"/>
         </w:numPr>
         <w:pStyle w:val="Compact"/>
       </w:pPr>
@@ -614,8 +684,8 @@
         <w:t xml:space="preserve">Top users by storage list.</w:t>
       </w:r>
     </w:p>
-    <w:bookmarkEnd w:id="28"/>
-    <w:bookmarkStart w:id="29" w:name="users"/>
+    <w:bookmarkEnd w:id="29"/>
+    <w:bookmarkStart w:id="30" w:name="users"/>
     <w:p>
       <w:pPr>
         <w:pStyle w:val="Heading3"/>
@@ -628,7 +698,7 @@
       <w:pPr>
         <w:numPr>
           <w:ilvl w:val="0"/>
-          <w:numId w:val="1007"/>
+          <w:numId w:val="1008"/>
         </w:numPr>
         <w:pStyle w:val="Compact"/>
       </w:pPr>
@@ -640,7 +710,7 @@
       <w:pPr>
         <w:numPr>
           <w:ilvl w:val="0"/>
-          <w:numId w:val="1007"/>
+          <w:numId w:val="1008"/>
         </w:numPr>
         <w:pStyle w:val="Compact"/>
       </w:pPr>
@@ -670,7 +740,7 @@
       <w:pPr>
         <w:numPr>
           <w:ilvl w:val="0"/>
-          <w:numId w:val="1007"/>
+          <w:numId w:val="1008"/>
         </w:numPr>
         <w:pStyle w:val="Compact"/>
       </w:pPr>
@@ -678,8 +748,63 @@
         <w:t xml:space="preserve">Deliberately no capability for an admin to open or browse another user’s documents: per-user isolation is preserved.</w:t>
       </w:r>
     </w:p>
-    <w:bookmarkEnd w:id="29"/>
-    <w:bookmarkStart w:id="30" w:name="admin-management-super-admin-only"/>
+    <w:p>
+      <w:pPr>
+        <w:numPr>
+          <w:ilvl w:val="0"/>
+          <w:numId w:val="1008"/>
+        </w:numPr>
+        <w:pStyle w:val="Compact"/>
+      </w:pPr>
+      <w:r>
+        <w:rPr>
+          <w:bCs/>
+          <w:b/>
+        </w:rPr>
+        <w:t xml:space="preserve">Multi-select delete (super admin only, Build 29).</w:t>
+      </w:r>
+      <w:r>
+        <w:t xml:space="preserve"> </w:t>
+      </w:r>
+      <w:r>
+        <w:t xml:space="preserve">Super admins see a checkbox on each row and a select-all checkbox in the header, plus a</w:t>
+      </w:r>
+      <w:r>
+        <w:t xml:space="preserve"> </w:t>
+      </w:r>
+      <w:r>
+        <w:t xml:space="preserve">“</w:t>
+      </w:r>
+      <w:r>
+        <w:t xml:space="preserve">Delete selected (N)</w:t>
+      </w:r>
+      <w:r>
+        <w:t xml:space="preserve">”</w:t>
+      </w:r>
+      <w:r>
+        <w:t xml:space="preserve"> </w:t>
+      </w:r>
+      <w:r>
+        <w:t xml:space="preserve">button. This is for clearing out test accounts in bulk. Deleting is permanent: it removes each selected account together with every document and every stored file (original and thumbnail) belonging to it, and records an</w:t>
+      </w:r>
+      <w:r>
+        <w:t xml:space="preserve"> </w:t>
+      </w:r>
+      <w:r>
+        <w:rPr>
+          <w:rStyle w:val="VerbatimChar"/>
+        </w:rPr>
+        <w:t xml:space="preserve">admin.user_deleted</w:t>
+      </w:r>
+      <w:r>
+        <w:t xml:space="preserve"> </w:t>
+      </w:r>
+      <w:r>
+        <w:t xml:space="preserve">audit entry per account before deletion. Super admin rows cannot be selected (their checkboxes are disabled), which also protects the signed-in super admin’s own account; the server independently refuses to delete the caller or any super admin and reports them as skipped. A confirmation dialog is shown before anything is deleted. The whole feature is hidden for ordinary admins.</w:t>
+      </w:r>
+    </w:p>
+    <w:bookmarkEnd w:id="30"/>
+    <w:bookmarkStart w:id="31" w:name="admin-management-super-admin-only"/>
     <w:p>
       <w:pPr>
         <w:pStyle w:val="Heading3"/>
@@ -692,7 +817,7 @@
       <w:pPr>
         <w:numPr>
           <w:ilvl w:val="0"/>
-          <w:numId w:val="1008"/>
+          <w:numId w:val="1009"/>
         </w:numPr>
         <w:pStyle w:val="Compact"/>
       </w:pPr>
@@ -704,7 +829,7 @@
       <w:pPr>
         <w:numPr>
           <w:ilvl w:val="0"/>
-          <w:numId w:val="1008"/>
+          <w:numId w:val="1009"/>
         </w:numPr>
         <w:pStyle w:val="Compact"/>
       </w:pPr>
@@ -730,8 +855,8 @@
         <w:t xml:space="preserve">dialog searches the full user list to promote a user to Admin or Super Admin, or step an admin back down. The last remaining super admin cannot be removed.</w:t>
       </w:r>
     </w:p>
-    <w:bookmarkEnd w:id="30"/>
-    <w:bookmarkStart w:id="31" w:name="audit"/>
+    <w:bookmarkEnd w:id="31"/>
+    <w:bookmarkStart w:id="32" w:name="audit"/>
     <w:p>
       <w:pPr>
         <w:pStyle w:val="Heading3"/>
@@ -744,7 +869,7 @@
       <w:pPr>
         <w:numPr>
           <w:ilvl w:val="0"/>
-          <w:numId w:val="1009"/>
+          <w:numId w:val="1010"/>
         </w:numPr>
         <w:pStyle w:val="Compact"/>
       </w:pPr>
@@ -752,13 +877,111 @@
         <w:t xml:space="preserve">Full audit log with action filter, free-text search (detail or user email) and date range, plus CSV export.</w:t>
       </w:r>
     </w:p>
-    <w:bookmarkEnd w:id="31"/>
-    <w:bookmarkStart w:id="32" w:name="backups-rebuilt-in-build-20"/>
+    <w:bookmarkEnd w:id="32"/>
+    <w:bookmarkStart w:id="33" w:name="emails-build-29"/>
     <w:p>
       <w:pPr>
         <w:pStyle w:val="Heading3"/>
       </w:pPr>
       <w:r>
+        <w:t xml:space="preserve">Emails (Build 29)</w:t>
+      </w:r>
+    </w:p>
+    <w:p>
+      <w:pPr>
+        <w:numPr>
+          <w:ilvl w:val="0"/>
+          <w:numId w:val="1011"/>
+        </w:numPr>
+        <w:pStyle w:val="Compact"/>
+      </w:pPr>
+      <w:r>
+        <w:t xml:space="preserve">A log of the emails the app has sent: welcome and verification mails, password reset links, and the branded expiry reminder emails. Each row shows the recipient, the type, the subject, a short truncated preview of the body, the send status, and the date and time.</w:t>
+      </w:r>
+    </w:p>
+    <w:p>
+      <w:pPr>
+        <w:numPr>
+          <w:ilvl w:val="0"/>
+          <w:numId w:val="1011"/>
+        </w:numPr>
+        <w:pStyle w:val="Compact"/>
+      </w:pPr>
+      <w:r>
+        <w:t xml:space="preserve">Filterable by free-text search (recipient or subject), by type, by status, and by date range, with CSV export that respects the active filters. Newest first, paginated.</w:t>
+      </w:r>
+    </w:p>
+    <w:p>
+      <w:pPr>
+        <w:numPr>
+          <w:ilvl w:val="0"/>
+          <w:numId w:val="1011"/>
+        </w:numPr>
+        <w:pStyle w:val="Compact"/>
+      </w:pPr>
+      <w:r>
+        <w:rPr>
+          <w:bCs/>
+          <w:b/>
+        </w:rPr>
+        <w:t xml:space="preserve">Status meaning:</w:t>
+      </w:r>
+      <w:r>
+        <w:t xml:space="preserve"> </w:t>
+      </w:r>
+      <w:r>
+        <w:t xml:space="preserve">“</w:t>
+      </w:r>
+      <w:r>
+        <w:t xml:space="preserve">sent</w:t>
+      </w:r>
+      <w:r>
+        <w:t xml:space="preserve">”</w:t>
+      </w:r>
+      <w:r>
+        <w:t xml:space="preserve"> </w:t>
+      </w:r>
+      <w:r>
+        <w:t xml:space="preserve">means the mail provider accepted the message for delivery;</w:t>
+      </w:r>
+      <w:r>
+        <w:t xml:space="preserve"> </w:t>
+      </w:r>
+      <w:r>
+        <w:t xml:space="preserve">“</w:t>
+      </w:r>
+      <w:r>
+        <w:t xml:space="preserve">failed</w:t>
+      </w:r>
+      <w:r>
+        <w:t xml:space="preserve">”</w:t>
+      </w:r>
+      <w:r>
+        <w:t xml:space="preserve"> </w:t>
+      </w:r>
+      <w:r>
+        <w:t xml:space="preserve">means the provider rejected it (the error is recorded and shown). This is send-acceptance, not a mailbox delivery confirmation. Confirming actual inbox delivery (delivered, opened, bounced) would require wiring up the mail provider’s delivery webhooks, which is a possible future add-on and is noted, not built.</w:t>
+      </w:r>
+    </w:p>
+    <w:p>
+      <w:pPr>
+        <w:numPr>
+          <w:ilvl w:val="0"/>
+          <w:numId w:val="1011"/>
+        </w:numPr>
+        <w:pStyle w:val="Compact"/>
+      </w:pPr>
+      <w:r>
+        <w:t xml:space="preserve">Visible to all admins (not restricted to super admins). Records are written best-effort by the email helper on every send path, so a logging failure never blocks the email itself.</w:t>
+      </w:r>
+    </w:p>
+    <w:bookmarkEnd w:id="33"/>
+    <w:bookmarkStart w:id="34" w:name="backups-rebuilt-in-build-20"/>
+    <w:p>
+      <w:pPr>
+        <w:pStyle w:val="Heading3"/>
+      </w:pPr>
+      <w:r>
         <w:t xml:space="preserve">Backups (rebuilt in Build 20)</w:t>
       </w:r>
     </w:p>
@@ -766,7 +989,7 @@
       <w:pPr>
         <w:numPr>
           <w:ilvl w:val="0"/>
-          <w:numId w:val="1010"/>
+          <w:numId w:val="1012"/>
         </w:numPr>
       </w:pPr>
       <w:r>
@@ -813,7 +1036,7 @@
       <w:pPr>
         <w:numPr>
           <w:ilvl w:val="0"/>
-          <w:numId w:val="1010"/>
+          <w:numId w:val="1012"/>
         </w:numPr>
       </w:pPr>
       <w:r>
@@ -839,7 +1062,7 @@
       <w:pPr>
         <w:numPr>
           <w:ilvl w:val="0"/>
-          <w:numId w:val="1010"/>
+          <w:numId w:val="1012"/>
         </w:numPr>
       </w:pPr>
       <w:r>
@@ -885,9 +1108,9 @@
         <w:t xml:space="preserve">), needs no admin session, and cannot read app data.</w:t>
       </w:r>
     </w:p>
-    <w:bookmarkEnd w:id="32"/>
-    <w:bookmarkEnd w:id="33"/>
-    <w:bookmarkStart w:id="34" w:name="auth-hardening-related-phase-2"/>
+    <w:bookmarkEnd w:id="34"/>
+    <w:bookmarkEnd w:id="35"/>
+    <w:bookmarkStart w:id="36" w:name="auth-hardening-related-phase-2"/>
     <w:p>
       <w:pPr>
         <w:pStyle w:val="Heading2"/>
@@ -900,7 +1123,7 @@
       <w:pPr>
         <w:numPr>
           <w:ilvl w:val="0"/>
-          <w:numId w:val="1011"/>
+          <w:numId w:val="1013"/>
         </w:numPr>
         <w:pStyle w:val="Compact"/>
       </w:pPr>
@@ -912,7 +1135,7 @@
       <w:pPr>
         <w:numPr>
           <w:ilvl w:val="0"/>
-          <w:numId w:val="1011"/>
+          <w:numId w:val="1013"/>
         </w:numPr>
         <w:pStyle w:val="Compact"/>
       </w:pPr>
@@ -939,7 +1162,7 @@
       <w:pPr>
         <w:numPr>
           <w:ilvl w:val="0"/>
-          <w:numId w:val="1011"/>
+          <w:numId w:val="1013"/>
         </w:numPr>
         <w:pStyle w:val="Compact"/>
       </w:pPr>
@@ -966,7 +1189,7 @@
       <w:pPr>
         <w:numPr>
           <w:ilvl w:val="0"/>
-          <w:numId w:val="1011"/>
+          <w:numId w:val="1013"/>
         </w:numPr>
         <w:pStyle w:val="Compact"/>
       </w:pPr>
@@ -974,8 +1197,8 @@
         <w:t xml:space="preserve">Account lockout: 5 failed login attempts lock the account for 15 minutes.</w:t>
       </w:r>
     </w:p>
-    <w:bookmarkEnd w:id="34"/>
-    <w:bookmarkStart w:id="35" w:name="phase-3-considerations"/>
+    <w:bookmarkEnd w:id="36"/>
+    <w:bookmarkStart w:id="37" w:name="phase-3-considerations"/>
     <w:p>
       <w:pPr>
         <w:pStyle w:val="Heading2"/>
@@ -988,7 +1211,7 @@
       <w:pPr>
         <w:numPr>
           <w:ilvl w:val="0"/>
-          <w:numId w:val="1012"/>
+          <w:numId w:val="1014"/>
         </w:numPr>
         <w:pStyle w:val="Compact"/>
       </w:pPr>
@@ -1000,7 +1223,7 @@
       <w:pPr>
         <w:numPr>
           <w:ilvl w:val="0"/>
-          <w:numId w:val="1012"/>
+          <w:numId w:val="1014"/>
         </w:numPr>
         <w:pStyle w:val="Compact"/>
       </w:pPr>
@@ -1012,7 +1235,7 @@
       <w:pPr>
         <w:numPr>
           <w:ilvl w:val="0"/>
-          <w:numId w:val="1012"/>
+          <w:numId w:val="1014"/>
         </w:numPr>
         <w:pStyle w:val="Compact"/>
       </w:pPr>
@@ -1020,8 +1243,8 @@
         <w:t xml:space="preserve">Deep linking: Settings may need to be reachable via a direct URL for GoodBarber navigation.</w:t>
       </w:r>
     </w:p>
-    <w:bookmarkEnd w:id="35"/>
-    <w:bookmarkStart w:id="39" w:name="technical-notes"/>
+    <w:bookmarkEnd w:id="37"/>
+    <w:bookmarkStart w:id="41" w:name="technical-notes"/>
     <w:p>
       <w:pPr>
         <w:pStyle w:val="Heading2"/>
@@ -1030,7 +1253,7 @@
         <w:t xml:space="preserve">Technical Notes</w:t>
       </w:r>
     </w:p>
-    <w:bookmarkStart w:id="36" w:name="database"/>
+    <w:bookmarkStart w:id="38" w:name="database"/>
     <w:p>
       <w:pPr>
         <w:pStyle w:val="Heading3"/>
@@ -1043,7 +1266,7 @@
       <w:pPr>
         <w:numPr>
           <w:ilvl w:val="0"/>
-          <w:numId w:val="1013"/>
+          <w:numId w:val="1015"/>
         </w:numPr>
         <w:pStyle w:val="Compact"/>
       </w:pPr>
@@ -1055,7 +1278,7 @@
       <w:pPr>
         <w:numPr>
           <w:ilvl w:val="0"/>
-          <w:numId w:val="1013"/>
+          <w:numId w:val="1015"/>
         </w:numPr>
         <w:pStyle w:val="Compact"/>
       </w:pPr>
@@ -1094,7 +1317,7 @@
       <w:pPr>
         <w:numPr>
           <w:ilvl w:val="0"/>
-          <w:numId w:val="1013"/>
+          <w:numId w:val="1015"/>
         </w:numPr>
         <w:pStyle w:val="Compact"/>
       </w:pPr>
@@ -1102,8 +1325,8 @@
         <w:t xml:space="preserve">Account deletion is a real delete: it removes the user’s S3 files (best effort), writes an audit entry, then deletes the account and cascades related records. It is not a soft-delete-with-grace-period.</w:t>
       </w:r>
     </w:p>
-    <w:bookmarkEnd w:id="36"/>
-    <w:bookmarkStart w:id="37" w:name="audit-log"/>
+    <w:bookmarkEnd w:id="38"/>
+    <w:bookmarkStart w:id="39" w:name="audit-log"/>
     <w:p>
       <w:pPr>
         <w:pStyle w:val="Heading3"/>
@@ -1116,7 +1339,7 @@
       <w:pPr>
         <w:numPr>
           <w:ilvl w:val="0"/>
-          <w:numId w:val="1014"/>
+          <w:numId w:val="1016"/>
         </w:numPr>
         <w:pStyle w:val="Compact"/>
       </w:pPr>
@@ -1139,8 +1362,8 @@
         <w:t xml:space="preserve">helper writes entries for folder update/delete, document move/delete, signup, admin actions, data export and account deletion, capturing client IP where available. Audit failures never block the main request.</w:t>
       </w:r>
     </w:p>
-    <w:bookmarkEnd w:id="37"/>
-    <w:bookmarkStart w:id="38" w:name="security"/>
+    <w:bookmarkEnd w:id="39"/>
+    <w:bookmarkStart w:id="40" w:name="security"/>
     <w:p>
       <w:pPr>
         <w:pStyle w:val="Heading3"/>
@@ -1153,7 +1376,7 @@
       <w:pPr>
         <w:numPr>
           <w:ilvl w:val="0"/>
-          <w:numId w:val="1015"/>
+          <w:numId w:val="1017"/>
         </w:numPr>
         <w:pStyle w:val="Compact"/>
       </w:pPr>
@@ -1165,63 +1388,63 @@
       <w:pPr>
         <w:numPr>
           <w:ilvl w:val="0"/>
-          <w:numId w:val="1015"/>
+          <w:numId w:val="1017"/>
         </w:numPr>
         <w:pStyle w:val="Compact"/>
       </w:pPr>
       <w:r>
         <w:t xml:space="preserve">Admin actions are server-side gated on the isAdmin flag.</w:t>
-      </w:r>
-    </w:p>
-    <w:bookmarkEnd w:id="38"/>
-    <w:bookmarkEnd w:id="39"/>
-    <w:bookmarkStart w:id="40" w:name="dependencies"/>
-    <w:p>
-      <w:pPr>
-        <w:pStyle w:val="Heading2"/>
-      </w:pPr>
-      <w:r>
-        <w:t xml:space="preserve">Dependencies</w:t>
-      </w:r>
-    </w:p>
-    <w:p>
-      <w:pPr>
-        <w:numPr>
-          <w:ilvl w:val="0"/>
-          <w:numId w:val="1016"/>
-        </w:numPr>
-        <w:pStyle w:val="Compact"/>
-      </w:pPr>
-      <w:r>
-        <w:t xml:space="preserve">Authentication system (login, session, isAdmin flag)</w:t>
-      </w:r>
-    </w:p>
-    <w:p>
-      <w:pPr>
-        <w:numPr>
-          <w:ilvl w:val="0"/>
-          <w:numId w:val="1016"/>
-        </w:numPr>
-        <w:pStyle w:val="Compact"/>
-      </w:pPr>
-      <w:r>
-        <w:t xml:space="preserve">Database schema (users, audit log)</w:t>
-      </w:r>
-    </w:p>
-    <w:p>
-      <w:pPr>
-        <w:numPr>
-          <w:ilvl w:val="0"/>
-          <w:numId w:val="1016"/>
-        </w:numPr>
-        <w:pStyle w:val="Compact"/>
-      </w:pPr>
-      <w:r>
-        <w:t xml:space="preserve">Cloud storage API (for storage usage and file deletion)</w:t>
       </w:r>
     </w:p>
     <w:bookmarkEnd w:id="40"/>
     <w:bookmarkEnd w:id="41"/>
+    <w:bookmarkStart w:id="42" w:name="dependencies"/>
+    <w:p>
+      <w:pPr>
+        <w:pStyle w:val="Heading2"/>
+      </w:pPr>
+      <w:r>
+        <w:t xml:space="preserve">Dependencies</w:t>
+      </w:r>
+    </w:p>
+    <w:p>
+      <w:pPr>
+        <w:numPr>
+          <w:ilvl w:val="0"/>
+          <w:numId w:val="1018"/>
+        </w:numPr>
+        <w:pStyle w:val="Compact"/>
+      </w:pPr>
+      <w:r>
+        <w:t xml:space="preserve">Authentication system (login, session, isAdmin flag)</w:t>
+      </w:r>
+    </w:p>
+    <w:p>
+      <w:pPr>
+        <w:numPr>
+          <w:ilvl w:val="0"/>
+          <w:numId w:val="1018"/>
+        </w:numPr>
+        <w:pStyle w:val="Compact"/>
+      </w:pPr>
+      <w:r>
+        <w:t xml:space="preserve">Database schema (users, audit log)</w:t>
+      </w:r>
+    </w:p>
+    <w:p>
+      <w:pPr>
+        <w:numPr>
+          <w:ilvl w:val="0"/>
+          <w:numId w:val="1018"/>
+        </w:numPr>
+        <w:pStyle w:val="Compact"/>
+      </w:pPr>
+      <w:r>
+        <w:t xml:space="preserve">Cloud storage API (for storage usage and file deletion)</w:t>
+      </w:r>
+    </w:p>
+    <w:bookmarkEnd w:id="42"/>
+    <w:bookmarkEnd w:id="43"/>
     <w:sectPr/>
   </w:body>
 </w:document>
@@ -1453,6 +1676,12 @@
     <w:abstractNumId w:val="991"/>
   </w:num>
   <w:num w:numId="1016">
+    <w:abstractNumId w:val="991"/>
+  </w:num>
+  <w:num w:numId="1017">
+    <w:abstractNumId w:val="991"/>
+  </w:num>
+  <w:num w:numId="1018">
     <w:abstractNumId w:val="991"/>
   </w:num>
 </w:numbering>

--- a/docs/admin.docx
+++ b/docs/admin.docx
@@ -406,7 +406,7 @@
         <w:pStyle w:val="Compact"/>
       </w:pPr>
       <w:r>
-        <w:t xml:space="preserve">Settings has an Auto-lock chooser: the vault locks itself after a period of inactivity and re-locks whenever the app is sent to the background and reopened. This matters because the app runs inside the GoodBarber mobile shell where a phone can be put down mid-session.</w:t>
+        <w:t xml:space="preserve">Settings has an Auto-lock chooser: the vault locks itself after a period of inactivity, and also locks on return if the app has been left in the background for at least that same period. This matters because the app runs inside the GoodBarber mobile shell where a phone can be put down mid-session.</w:t>
       </w:r>
     </w:p>
     <w:p>
@@ -418,7 +418,19 @@
         <w:pStyle w:val="Compact"/>
       </w:pPr>
       <w:r>
-        <w:t xml:space="preserve">The timeout is a per-user setting with choices of 1, 3, 5 or 10 minutes, or Never, defaulting to 5 minutes. Background-and-reopen locking applies whenever a timeout is set (it is skipped only for Never).</w:t>
+        <w:t xml:space="preserve">The timeout is a per-user setting with choices of 1, 3, 5 or 10 minutes, or Never, defaulting to 5 minutes. Background locking applies whenever a timeout is set (it is skipped only for Never).</w:t>
+      </w:r>
+    </w:p>
+    <w:p>
+      <w:pPr>
+        <w:numPr>
+          <w:ilvl w:val="0"/>
+          <w:numId w:val="1005"/>
+        </w:numPr>
+        <w:pStyle w:val="Compact"/>
+      </w:pPr>
+      <w:r>
+        <w:t xml:space="preserve">Changed in Build 34: backgrounding used to lock instantly on return, however briefly the app had been away. It is now measured against the chosen timeout, so a quick app switch no longer locks. This also removed a bug where a first sign-in landed straight on the lock screen, because the navigation that follows sign-in counts as a momentary background on some Android browsers and any lock left behind by a previous session was being restored.</w:t>
       </w:r>
     </w:p>
     <w:p>
